--- a/docs/Vendor_GRACE_Post_Install_Guide.docx
+++ b/docs/Vendor_GRACE_Post_Install_Guide.docx
@@ -30,7 +30,7 @@
           <w:color w:val="4B5A70"/>
           <w:sz w:val="19"/>
         </w:rPr>
-        <w:t>Version 1.0  |  Date: September 2026  |  Mirketa Inc. — Salesforce Practice  |  Confidential</w:t>
+        <w:t>Version 1.1  |  Date: September 2026  |  Mirketa Inc. — Salesforce Practice  |  Confidential</w:t>
       </w:r>
     </w:p>
     <w:p/>
@@ -486,7 +486,7 @@
           <w:i w:val="0"/>
           <w:sz w:val="22"/>
         </w:rPr>
-        <w:t>Salesforce's packaging rules do not allow a packaged Permission Set to grant object/field permissions on a custom object that has a Master-Detail relationship to a standard object (Compliance_Assessment__c → Account). This access must be granted at the Profile level instead.</w:t>
+        <w:t>Salesforce's packaging rules do not allow a packaged Permission Set to grant object permissions on a custom object that is the detail side of a Master-Detail relationship to a standard object — here, everything that hangs off Account. The Apex enforces CRUD/FLS for the running user (see Appendix), so these object grants are REQUIRED: without them the consoles refuse the user with “You do not have permission to perform this action.”</w:t>
       </w:r>
     </w:p>
     <w:tbl>
@@ -565,6 +565,50 @@
               <w:rPr>
                 <w:sz w:val="20"/>
               </w:rPr>
+              <w:t>Account</w:t>
+            </w:r>
+          </w:p>
+        </w:tc>
+        <w:tc>
+          <w:tcPr>
+            <w:tcW w:type="dxa" w:w="2880"/>
+          </w:tcPr>
+          <w:p>
+            <w:r/>
+            <w:r>
+              <w:rPr>
+                <w:sz w:val="20"/>
+              </w:rPr>
+              <w:t>Read, Create, Edit (Read, Edit is enough for Analysts)</w:t>
+            </w:r>
+          </w:p>
+        </w:tc>
+        <w:tc>
+          <w:tcPr>
+            <w:tcW w:type="dxa" w:w="2880"/>
+          </w:tcPr>
+          <w:p>
+            <w:r/>
+            <w:r>
+              <w:rPr>
+                <w:sz w:val="20"/>
+              </w:rPr>
+              <w:t>Procurement + Analyst profiles</w:t>
+            </w:r>
+          </w:p>
+        </w:tc>
+      </w:tr>
+      <w:tr>
+        <w:tc>
+          <w:tcPr>
+            <w:tcW w:type="dxa" w:w="3744"/>
+          </w:tcPr>
+          <w:p>
+            <w:r/>
+            <w:r>
+              <w:rPr>
+                <w:sz w:val="20"/>
+              </w:rPr>
               <w:t>Compliance_Assessment__c</w:t>
             </w:r>
           </w:p>
@@ -579,7 +623,51 @@
               <w:rPr>
                 <w:sz w:val="20"/>
               </w:rPr>
-              <w:t>Read, Edit</w:t>
+              <w:t>Read, Create, Edit, Delete</w:t>
+            </w:r>
+          </w:p>
+        </w:tc>
+        <w:tc>
+          <w:tcPr>
+            <w:tcW w:type="dxa" w:w="2880"/>
+          </w:tcPr>
+          <w:p>
+            <w:r/>
+            <w:r>
+              <w:rPr>
+                <w:sz w:val="20"/>
+              </w:rPr>
+              <w:t>Procurement + Analyst profiles</w:t>
+            </w:r>
+          </w:p>
+        </w:tc>
+      </w:tr>
+      <w:tr>
+        <w:tc>
+          <w:tcPr>
+            <w:tcW w:type="dxa" w:w="3744"/>
+          </w:tcPr>
+          <w:p>
+            <w:r/>
+            <w:r>
+              <w:rPr>
+                <w:sz w:val="20"/>
+              </w:rPr>
+              <w:t>Compliance_Document__c</w:t>
+            </w:r>
+          </w:p>
+        </w:tc>
+        <w:tc>
+          <w:tcPr>
+            <w:tcW w:type="dxa" w:w="2880"/>
+          </w:tcPr>
+          <w:p>
+            <w:r/>
+            <w:r>
+              <w:rPr>
+                <w:sz w:val="20"/>
+              </w:rPr>
+              <w:t>Read, Create, Edit</w:t>
             </w:r>
           </w:p>
         </w:tc>
@@ -623,7 +711,7 @@
               <w:rPr>
                 <w:sz w:val="20"/>
               </w:rPr>
-              <w:t>Read, Create, Edit, Delete</w:t>
+              <w:t>Read, Create, Edit</w:t>
             </w:r>
           </w:p>
         </w:tc>
@@ -653,7 +741,7 @@
               <w:rPr>
                 <w:sz w:val="20"/>
               </w:rPr>
-              <w:t>Account</w:t>
+              <w:t>Supplier_Profile__c</w:t>
             </w:r>
           </w:p>
         </w:tc>
@@ -667,7 +755,51 @@
               <w:rPr>
                 <w:sz w:val="20"/>
               </w:rPr>
-              <w:t>Read (Edit for Procurement)</w:t>
+              <w:t>Read, Create, Edit</w:t>
+            </w:r>
+          </w:p>
+        </w:tc>
+        <w:tc>
+          <w:tcPr>
+            <w:tcW w:type="dxa" w:w="2880"/>
+          </w:tcPr>
+          <w:p>
+            <w:r/>
+            <w:r>
+              <w:rPr>
+                <w:sz w:val="20"/>
+              </w:rPr>
+              <w:t>Procurement + Analyst profiles</w:t>
+            </w:r>
+          </w:p>
+        </w:tc>
+      </w:tr>
+      <w:tr>
+        <w:tc>
+          <w:tcPr>
+            <w:tcW w:type="dxa" w:w="3744"/>
+          </w:tcPr>
+          <w:p>
+            <w:r/>
+            <w:r>
+              <w:rPr>
+                <w:sz w:val="20"/>
+              </w:rPr>
+              <w:t>Document_Extraction__c</w:t>
+            </w:r>
+          </w:p>
+        </w:tc>
+        <w:tc>
+          <w:tcPr>
+            <w:tcW w:type="dxa" w:w="2880"/>
+          </w:tcPr>
+          <w:p>
+            <w:r/>
+            <w:r>
+              <w:rPr>
+                <w:sz w:val="20"/>
+              </w:rPr>
+              <w:t>Read</w:t>
             </w:r>
           </w:p>
         </w:tc>
@@ -701,7 +833,7 @@
         <w:pStyle w:val="ListNumber"/>
       </w:pPr>
       <w:r>
-        <w:t>Object Settings → grant the access shown in the table above for each object.</w:t>
+        <w:t>Object Settings → grant the access shown in the table above. Grant Account first: Salesforce rejects Read on a Master-Detail child unless the same profile already has Read on its parent (“Permission Read … depends on permission(s): Read Account”).</w:t>
       </w:r>
     </w:p>
     <w:p>
@@ -709,7 +841,7 @@
         <w:pStyle w:val="ListNumber"/>
       </w:pPr>
       <w:r>
-        <w:t>Field-Level Security: the packaged Permission Sets already grant field-level access on Compliance_Assessment__c and Compliance_Document_Link__c — only the object-level grant above is a manual step.</w:t>
+        <w:t>Nothing else is manual here: the packaged Permission Sets carry field-level access on every packaged custom field, read access to the packaged Custom Metadata Types (checklist requirements, material and domain catalogs), and the object access on Audit_Log__c (read) and Policy_Document__c that packaging does allow.</w:t>
       </w:r>
     </w:p>
     <w:p>
@@ -741,7 +873,33 @@
         <w:rPr>
           <w:color w:val="03234B"/>
         </w:rPr>
-        <w:t>1.7  Confirm Guest User access (Supplier Portal only)</w:t>
+        <w:t>1.7  Supplier Portal guest user (Supplier Portal only)</w:t>
+      </w:r>
+    </w:p>
+    <w:p>
+      <w:r>
+        <w:rPr>
+          <w:b w:val="0"/>
+          <w:i w:val="0"/>
+          <w:sz w:val="22"/>
+        </w:rPr>
+        <w:t>The public Supplier Portal deliberately gives the Experience Cloud guest user NO object permissions. The supplier's portal link carries a durable token that the Apex re-verifies on every call (the *ByToken methods), and those paths run in system context by design — so there is nothing to grant on the guest profile for uploads, comments, sub-supplier invites or document removal to work.</w:t>
+      </w:r>
+    </w:p>
+    <w:p>
+      <w:pPr>
+        <w:pStyle w:val="ListNumber"/>
+      </w:pPr>
+      <w:r>
+        <w:t>Setup → Digital Experiences → your Supplier Portal site → Administration → Pages → Go to Force.com → Public Access Settings → Enabled Apex Class Access: keep ONLY VendorPortalController, DocumentProcessingController and SubSupplierController enabled. Nothing on the portal calls any other class, and a small guest surface is what the security review expects.</w:t>
+      </w:r>
+    </w:p>
+    <w:p>
+      <w:pPr>
+        <w:pStyle w:val="ListNumber"/>
+      </w:pPr>
+      <w:r>
+        <w:t>Do NOT grant the guest profile Read/Edit on Account or on the compliance objects. A guest that calls a non-token method directly is refused by the CRUD guards — that is intended.</w:t>
       </w:r>
     </w:p>
     <w:p>
@@ -751,16 +909,16 @@
       <w:r>
         <w:rPr>
           <w:b/>
-          <w:color w:val="B45309"/>
+          <w:color w:val="4B5A70"/>
         </w:rPr>
-        <w:t xml:space="preserve">⚠ Known gap:  </w:t>
+        <w:t xml:space="preserve">Logged-in community users:  </w:t>
       </w:r>
       <w:r>
         <w:rPr>
           <w:color w:val="4B5A70"/>
           <w:sz w:val="21"/>
         </w:rPr>
-        <w:t>the current package has no explicit Guest Profile Object Permissions for ContentDocument, ContentDocumentLink, Compliance_Document__c, or Account. If you use the public Supplier Portal, verify Guest User document upload/removal works in your org before relying on it — grant explicit Guest Profile object permissions on those four objects if it doesn't.</w:t>
+        <w:t>if you also let suppliers log in with an Experience Cloud licence instead of the token link, that profile needs the same object grants as Section 1.5. The token link is the supported path and needs nothing.</w:t>
       </w:r>
     </w:p>
     <w:p>
@@ -1717,7 +1875,7 @@
               <w:rPr>
                 <w:sz w:val="20"/>
               </w:rPr>
-              <w:t>(If using Supplier Portal) Guest user: upload and remove a document</w:t>
+              <w:t>(If using Supplier Portal) open a supplier's portal link as a guest: upload, comment on and remove a document</w:t>
             </w:r>
           </w:p>
         </w:tc>
@@ -1731,7 +1889,51 @@
               <w:rPr>
                 <w:sz w:val="20"/>
               </w:rPr>
-              <w:t>Both succeed — if removal fails, revisit Section 1.7</w:t>
+              <w:t>All succeed with no guest object permissions — the token path is system-context by design</w:t>
+            </w:r>
+          </w:p>
+        </w:tc>
+      </w:tr>
+      <w:tr>
+        <w:tc>
+          <w:tcPr>
+            <w:tcW w:type="dxa" w:w="576"/>
+          </w:tcPr>
+          <w:p>
+            <w:r/>
+            <w:r>
+              <w:rPr>
+                <w:sz w:val="20"/>
+              </w:rPr>
+              <w:t>8</w:t>
+            </w:r>
+          </w:p>
+        </w:tc>
+        <w:tc>
+          <w:tcPr>
+            <w:tcW w:type="dxa" w:w="4320"/>
+          </w:tcPr>
+          <w:p>
+            <w:r/>
+            <w:r>
+              <w:rPr>
+                <w:sz w:val="20"/>
+              </w:rPr>
+              <w:t>Setup → Apex Test Execution → run CrudEnforcementTest</w:t>
+            </w:r>
+          </w:p>
+        </w:tc>
+        <w:tc>
+          <w:tcPr>
+            <w:tcW w:type="dxa" w:w="4608"/>
+          </w:tcPr>
+          <w:p>
+            <w:r/>
+            <w:r>
+              <w:rPr>
+                <w:sz w:val="20"/>
+              </w:rPr>
+              <w:t>4/4 pass: a user holding only the grants above can use every console, a user without them is refused, the guest token path still works, and the audit trail is written regardless of the actor's permissions</w:t>
             </w:r>
           </w:p>
         </w:tc>
@@ -1793,7 +1995,7 @@
         <w:rPr>
           <w:color w:val="182335"/>
         </w:rPr>
-        <w:t>Profile-level object access for Compliance_Assessment__c (Step 1.5)</w:t>
+        <w:t>Profile-level object access for the Master-Detail objects (Step 1.5)</w:t>
       </w:r>
     </w:p>
     <w:p>
@@ -1803,9 +2005,348 @@
           <w:i w:val="0"/>
           <w:sz w:val="22"/>
         </w:rPr>
-        <w:t>Compliance_Assessment__c has a Master-Detail relationship to the standard Account object. Salesforce categorically disallows any packaged Permission Set from granting object or field permissions on a custom object with a Master-Detail relationship to a standard object — confirmed via a real package version creation error (“references Compliance Assessment that has M-D relationship with Account”) and corroborated by Salesforce's own IdeaExchange and ISV community reports. Access to these objects must always come from the subscriber org's own Profile.</w:t>
+        <w:t>Compliance_Assessment__c, Compliance_Document__c and Supplier_Profile__c are Master-Detail children of the standard Account object (Compliance_Document_Link__c and Document_Extraction__c hang off those). Salesforce categorically disallows any packaged Permission Set from granting object permissions on a custom object with a Master-Detail relationship to a standard object — confirmed via a real package version creation error (“references Compliance Assessment that has M-D relationship with Account”) and corroborated by Salesforce's own IdeaExchange and ISV community reports. Field-level grants on those objects DO package (and are shipped); the object-level grant must come from the subscriber org's own Profile.</w:t>
       </w:r>
     </w:p>
+    <w:p>
+      <w:pPr>
+        <w:pStyle w:val="Heading3"/>
+      </w:pPr>
+      <w:r>
+        <w:rPr>
+          <w:color w:val="182335"/>
+        </w:rPr>
+        <w:t>CRUD/FLS enforcement model (why Step 1.5 is mandatory)</w:t>
+      </w:r>
+    </w:p>
+    <w:p>
+      <w:r>
+        <w:rPr>
+          <w:b w:val="0"/>
+          <w:i w:val="0"/>
+          <w:sz w:val="22"/>
+        </w:rPr>
+        <w:t>Every Apex entry point the consoles call checks the running user's object permissions before its SOQL/DML (literal Schema.sObjectType.X.isAccessible / isCreateable / isUpdateable / isDeletable guards) and enforces field-level security with Security.stripInaccessible or WITH USER_MODE. Previously the app ran entirely in system mode and worked for any user regardless of grants, which the AppExchange scanner reported as 239 CRUD/FLS violations; after enforcement the scanner reports 17, every one of them a documented exception listed below.</w:t>
+      </w:r>
+    </w:p>
+    <w:p>
+      <w:r>
+        <w:rPr>
+          <w:b w:val="0"/>
+          <w:i w:val="0"/>
+          <w:sz w:val="22"/>
+        </w:rPr>
+        <w:t>The controllers remain ‘without sharing’ on purpose. Account's org-wide default is Private and every compliance object is Controlled by Parent, yet the Procurement and Analyst queues must show cases owned by other users. WITH USER_MODE would also enforce record sharing and silently empty those queues, so CRUD/FLS is enforced without changing the sharing model. The one behavioural change for a subscriber: a user who lacks the Section 1.5 grants is now refused instead of silently working in system mode.</w:t>
+      </w:r>
+    </w:p>
+    <w:p>
+      <w:pPr>
+        <w:pStyle w:val="Heading3"/>
+      </w:pPr>
+      <w:r>
+        <w:rPr>
+          <w:color w:val="182335"/>
+        </w:rPr>
+        <w:t>Security-review false positives (intentionally unchecked SOQL/DML)</w:t>
+      </w:r>
+    </w:p>
+    <w:p>
+      <w:r>
+        <w:rPr>
+          <w:b w:val="0"/>
+          <w:i w:val="0"/>
+          <w:sz w:val="22"/>
+        </w:rPr>
+        <w:t>Submit this table with the security review's Checkmarx report. Each row is a deliberate design decision, documented in the class header of the code it describes.</w:t>
+      </w:r>
+    </w:p>
+    <w:tbl>
+      <w:tblPr>
+        <w:tblStyle w:val="LightGrid-Accent1"/>
+        <w:tblW w:type="auto" w:w="0"/>
+        <w:jc w:val="left"/>
+        <w:tblLook w:firstColumn="1" w:firstRow="1" w:lastColumn="0" w:lastRow="0" w:noHBand="0" w:noVBand="1" w:val="04A0"/>
+      </w:tblPr>
+      <w:tblGrid>
+        <w:gridCol w:w="2880"/>
+        <w:gridCol w:w="2880"/>
+        <w:gridCol w:w="2880"/>
+      </w:tblGrid>
+      <w:tr>
+        <w:tc>
+          <w:tcPr>
+            <w:tcW w:type="dxa" w:w="4032"/>
+            <w:shd w:val="clear" w:color="auto" w:fill="03234B"/>
+          </w:tcPr>
+          <w:p>
+            <w:r/>
+            <w:r>
+              <w:rPr>
+                <w:b/>
+                <w:color w:val="FFFFFF"/>
+                <w:sz w:val="20"/>
+              </w:rPr>
+              <w:t>Where</w:t>
+            </w:r>
+          </w:p>
+        </w:tc>
+        <w:tc>
+          <w:tcPr>
+            <w:tcW w:type="dxa" w:w="720"/>
+            <w:shd w:val="clear" w:color="auto" w:fill="03234B"/>
+          </w:tcPr>
+          <w:p>
+            <w:r/>
+            <w:r>
+              <w:rPr>
+                <w:b/>
+                <w:color w:val="FFFFFF"/>
+                <w:sz w:val="20"/>
+              </w:rPr>
+              <w:t>Sites</w:t>
+            </w:r>
+          </w:p>
+        </w:tc>
+        <w:tc>
+          <w:tcPr>
+            <w:tcW w:type="dxa" w:w="4752"/>
+            <w:shd w:val="clear" w:color="auto" w:fill="03234B"/>
+          </w:tcPr>
+          <w:p>
+            <w:r/>
+            <w:r>
+              <w:rPr>
+                <w:b/>
+                <w:color w:val="FFFFFF"/>
+                <w:sz w:val="20"/>
+              </w:rPr>
+              <w:t>Why it is intentionally unchecked</w:t>
+            </w:r>
+          </w:p>
+        </w:tc>
+      </w:tr>
+      <w:tr>
+        <w:tc>
+          <w:tcPr>
+            <w:tcW w:type="dxa" w:w="4032"/>
+          </w:tcPr>
+          <w:p>
+            <w:r/>
+            <w:r>
+              <w:rPr>
+                <w:sz w:val="20"/>
+              </w:rPr>
+              <w:t>AuditLogService (5), IntegrationErrorLogger (2)</w:t>
+            </w:r>
+          </w:p>
+        </w:tc>
+        <w:tc>
+          <w:tcPr>
+            <w:tcW w:type="dxa" w:w="720"/>
+          </w:tcPr>
+          <w:p>
+            <w:r/>
+            <w:r>
+              <w:rPr>
+                <w:sz w:val="20"/>
+              </w:rPr>
+              <w:t>7</w:t>
+            </w:r>
+          </w:p>
+        </w:tc>
+        <w:tc>
+          <w:tcPr>
+            <w:tcW w:type="dxa" w:w="4752"/>
+          </w:tcPr>
+          <w:p>
+            <w:r/>
+            <w:r>
+              <w:rPr>
+                <w:sz w:val="20"/>
+              </w:rPr>
+              <w:t>The audit / error trail is a system-context sink: an entry records what a user did and must be written even when that user holds no Create on Audit_Log__c, otherwise a user could suppress their own trail. Personas get Read only; every controller routes audit rows through AuditLogService.write().</w:t>
+            </w:r>
+          </w:p>
+        </w:tc>
+      </w:tr>
+      <w:tr>
+        <w:tc>
+          <w:tcPr>
+            <w:tcW w:type="dxa" w:w="4032"/>
+          </w:tcPr>
+          <w:p>
+            <w:r/>
+            <w:r>
+              <w:rPr>
+                <w:sz w:val="20"/>
+              </w:rPr>
+              <w:t>RiskScoreService (3), MultiTierRollupService (3), SupplierProfileTriggerHandler (1)</w:t>
+            </w:r>
+          </w:p>
+        </w:tc>
+        <w:tc>
+          <w:tcPr>
+            <w:tcW w:type="dxa" w:w="720"/>
+          </w:tcPr>
+          <w:p>
+            <w:r/>
+            <w:r>
+              <w:rPr>
+                <w:sz w:val="20"/>
+              </w:rPr>
+              <w:t>7</w:t>
+            </w:r>
+          </w:p>
+        </w:tc>
+        <w:tc>
+          <w:tcPr>
+            <w:tcW w:type="dxa" w:w="4752"/>
+          </w:tcPr>
+          <w:p>
+            <w:r/>
+            <w:r>
+              <w:rPr>
+                <w:sz w:val="20"/>
+              </w:rPr>
+              <w:t>Platform-maintained rollups and trigger handlers run on behalf of the system (queueable, batch, platform-event trigger, DML trigger), not the acting user; a parent supplier's rollup must update even when the user whose change enqueued it cannot edit that parent.</w:t>
+            </w:r>
+          </w:p>
+        </w:tc>
+      </w:tr>
+      <w:tr>
+        <w:tc>
+          <w:tcPr>
+            <w:tcW w:type="dxa" w:w="4032"/>
+          </w:tcPr>
+          <w:p>
+            <w:r/>
+            <w:r>
+              <w:rPr>
+                <w:sz w:val="20"/>
+              </w:rPr>
+              <w:t>VendorPortalController — *Impl methods, verifyPortalTokenId, documentBelongsToSupplier, generateSupplierPortalUrl</w:t>
+            </w:r>
+          </w:p>
+        </w:tc>
+        <w:tc>
+          <w:tcPr>
+            <w:tcW w:type="dxa" w:w="720"/>
+          </w:tcPr>
+          <w:p>
+            <w:r/>
+            <w:r>
+              <w:rPr>
+                <w:sz w:val="20"/>
+              </w:rPr>
+              <w:t>24</w:t>
+            </w:r>
+          </w:p>
+        </w:tc>
+        <w:tc>
+          <w:tcPr>
+            <w:tcW w:type="dxa" w:w="4752"/>
+          </w:tcPr>
+          <w:p>
+            <w:r/>
+            <w:r>
+              <w:rPr>
+                <w:sz w:val="20"/>
+              </w:rPr>
+              <w:t>Guest supplier portal: the Experience Cloud guest user holds no object permissions by design; the supplier's durable token, re-verified on every call, is the authorization. Internal entry points reach the same *Impl only after their own guards, so a guest calling an internal entry point directly is refused (verified by CrudEnforcementTest).</w:t>
+            </w:r>
+          </w:p>
+        </w:tc>
+      </w:tr>
+      <w:tr>
+        <w:tc>
+          <w:tcPr>
+            <w:tcW w:type="dxa" w:w="4032"/>
+          </w:tcPr>
+          <w:p>
+            <w:r/>
+            <w:r>
+              <w:rPr>
+                <w:sz w:val="20"/>
+              </w:rPr>
+              <w:t>DocumentProcessingController — saveFileImpl, linkDocumentToComplianceInternal, getLatestContentVersionId</w:t>
+            </w:r>
+          </w:p>
+        </w:tc>
+        <w:tc>
+          <w:tcPr>
+            <w:tcW w:type="dxa" w:w="720"/>
+          </w:tcPr>
+          <w:p>
+            <w:r/>
+            <w:r>
+              <w:rPr>
+                <w:sz w:val="20"/>
+              </w:rPr>
+              <w:t>18</w:t>
+            </w:r>
+          </w:p>
+        </w:tc>
+        <w:tc>
+          <w:tcPr>
+            <w:tcW w:type="dxa" w:w="4752"/>
+          </w:tcPr>
+          <w:p>
+            <w:r/>
+            <w:r>
+              <w:rPr>
+                <w:sz w:val="20"/>
+              </w:rPr>
+              <w:t>Same guest upload path (saveFileByToken, linkDocumentToComplianceByToken, addDocumentToComplianceByToken).</w:t>
+            </w:r>
+          </w:p>
+        </w:tc>
+      </w:tr>
+      <w:tr>
+        <w:tc>
+          <w:tcPr>
+            <w:tcW w:type="dxa" w:w="4032"/>
+          </w:tcPr>
+          <w:p>
+            <w:r/>
+            <w:r>
+              <w:rPr>
+                <w:sz w:val="20"/>
+              </w:rPr>
+              <w:t>SubSupplierController — *Impl methods, sendInvitationEmail (incl. best-effort community User provisioning)</w:t>
+            </w:r>
+          </w:p>
+        </w:tc>
+        <w:tc>
+          <w:tcPr>
+            <w:tcW w:type="dxa" w:w="720"/>
+          </w:tcPr>
+          <w:p>
+            <w:r/>
+            <w:r>
+              <w:rPr>
+                <w:sz w:val="20"/>
+              </w:rPr>
+              <w:t>20</w:t>
+            </w:r>
+          </w:p>
+        </w:tc>
+        <w:tc>
+          <w:tcPr>
+            <w:tcW w:type="dxa" w:w="4752"/>
+          </w:tcPr>
+          <w:p>
+            <w:r/>
+            <w:r>
+              <w:rPr>
+                <w:sz w:val="20"/>
+              </w:rPr>
+              <w:t>Same guest path: a Tier-1 supplier inviting a sub-supplier through its own token link (the parent Account is always the token's account, never a client-supplied Id).</w:t>
+            </w:r>
+          </w:p>
+        </w:tc>
+      </w:tr>
+    </w:tbl>
+    <w:p/>
     <w:p>
       <w:r>
         <w:br w:type="page"/>
@@ -1817,7 +2358,7 @@
           <w:color w:val="4B5A70"/>
           <w:sz w:val="18"/>
         </w:rPr>
-        <w:t>Vendor GRACE — Post-Installation Setup Guide v1.0</w:t>
+        <w:t>Vendor GRACE — Post-Installation Setup Guide v1.1</w:t>
       </w:r>
     </w:p>
     <w:sectPr>

--- a/docs/Vendor_GRACE_Post_Install_Guide.docx
+++ b/docs/Vendor_GRACE_Post_Install_Guide.docx
@@ -30,7 +30,7 @@
           <w:color w:val="4B5A70"/>
           <w:sz w:val="19"/>
         </w:rPr>
-        <w:t>Version 1.1  |  Date: September 2026  |  Mirketa Inc. — Salesforce Practice  |  Confidential</w:t>
+        <w:t>Version 1.1  |  Package 1.1.0.1  |  Date: September 2026  |  Mirketa Inc. — Salesforce Practice  |  Confidential</w:t>
       </w:r>
     </w:p>
     <w:p/>
@@ -73,14 +73,13 @@
         <w:rPr>
           <w:b/>
         </w:rPr>
-        <w:t>2. Section 1 — Admin / Installer setup</w:t>
+        <w:t>2. What changed in this version   (Admin)</w:t>
       </w:r>
       <w:r>
         <w:rPr>
           <w:i/>
           <w:color w:val="4B5A70"/>
         </w:rPr>
-        <w:t xml:space="preserve">   (Admin)</w:t>
       </w:r>
     </w:p>
     <w:p>
@@ -88,14 +87,13 @@
         <w:rPr>
           <w:b/>
         </w:rPr>
-        <w:t>3. Section 2 — Procurement persona setup</w:t>
+        <w:t>3. Section 1 — Admin / Installer setup   (Admin)</w:t>
       </w:r>
       <w:r>
         <w:rPr>
           <w:i/>
           <w:color w:val="4B5A70"/>
         </w:rPr>
-        <w:t xml:space="preserve">   (Procurement)</w:t>
       </w:r>
     </w:p>
     <w:p>
@@ -103,14 +101,13 @@
         <w:rPr>
           <w:b/>
         </w:rPr>
-        <w:t>4. Section 3 — Analyst persona setup</w:t>
+        <w:t>4. Section 2 — Procurement persona setup   (Procurement)</w:t>
       </w:r>
       <w:r>
         <w:rPr>
           <w:i/>
           <w:color w:val="4B5A70"/>
         </w:rPr>
-        <w:t xml:space="preserve">   (Analyst)</w:t>
       </w:r>
     </w:p>
     <w:p>
@@ -118,14 +115,13 @@
         <w:rPr>
           <w:b/>
         </w:rPr>
-        <w:t>5. Section 4 — Verification checklist</w:t>
+        <w:t>5. Section 3 — Analyst persona setup   (Analyst)</w:t>
       </w:r>
       <w:r>
         <w:rPr>
           <w:i/>
           <w:color w:val="4B5A70"/>
         </w:rPr>
-        <w:t xml:space="preserve">   (Admin)</w:t>
       </w:r>
     </w:p>
     <w:p>
@@ -133,7 +129,12 @@
         <w:rPr>
           <w:b/>
         </w:rPr>
-        <w:t>6. Appendix — Why these manual steps exist</w:t>
+        <w:t>6. Section 4 — Verification checklist   (Admin)</w:t>
+      </w:r>
+    </w:p>
+    <w:p>
+      <w:r>
+        <w:t>7. Appendix — Why these manual steps exist</w:t>
       </w:r>
     </w:p>
     <w:p>
@@ -219,6 +220,98 @@
           <w:sz w:val="21"/>
         </w:rPr>
         <w:t>30–45 minutes for a first-time install with 2–3 test users across both personas.</w:t>
+      </w:r>
+    </w:p>
+    <w:p>
+      <w:pPr>
+        <w:pStyle w:val="Heading1"/>
+        <w:ind w:left="360"/>
+      </w:pPr>
+      <w:r>
+        <w:t>What Changed in This Version</w:t>
+      </w:r>
+    </w:p>
+    <w:p>
+      <w:pPr>
+        <w:ind w:left="360"/>
+      </w:pPr>
+      <w:r>
+        <w:t>Package version 1.1.0.1 supersedes 1.0.0.2. This section lists what an administrator upgrading from the previous version needs to know. There are no new setup steps and no changes to any step below.</w:t>
+      </w:r>
+    </w:p>
+    <w:p>
+      <w:pPr>
+        <w:pStyle w:val="Heading2"/>
+        <w:ind w:left="360"/>
+      </w:pPr>
+      <w:r>
+        <w:t>Sub-supplier invitations no longer send a password</w:t>
+      </w:r>
+    </w:p>
+    <w:p>
+      <w:pPr>
+        <w:ind w:left="360"/>
+      </w:pPr>
+      <w:r>
+        <w:t>Previously, inviting a sub-supplier created an Experience Cloud portal user, set a temporary password on that user, and included the credentials in the invitation email. That flow has been removed. AppExchange managed packages may not call direct password-management APIs (System.setPassword), so the behaviour could not ship in a released package.</w:t>
+      </w:r>
+    </w:p>
+    <w:p>
+      <w:pPr>
+        <w:ind w:left="360"/>
+      </w:pPr>
+      <w:r>
+        <w:t>What still happens: the portal user is still created, so the invitee still has an identity in the org, and the invitation email still contains the tokenised “Accept &amp; Access Supplier Portal” link. That link has always been the primary access path and is unchanged.</w:t>
+      </w:r>
+    </w:p>
+    <w:p>
+      <w:pPr>
+        <w:ind w:left="360"/>
+      </w:pPr>
+      <w:r>
+        <w:t>What an invitee does differently: they open the portal through the link in their invitation. If they also want a username-and-password login, they use the standard Salesforce password-reset flow on the portal login page. No administrator action is required.</w:t>
+      </w:r>
+    </w:p>
+    <w:p>
+      <w:pPr>
+        <w:ind w:left="360"/>
+      </w:pPr>
+      <w:r>
+        <w:t>Side effect worth knowing: re-inviting a contact who already has a portal user no longer resets that person's password. Previously every re-invite silently invalidated the password they were already using.</w:t>
+      </w:r>
+    </w:p>
+    <w:p>
+      <w:pPr>
+        <w:pStyle w:val="Heading2"/>
+        <w:ind w:left="360"/>
+      </w:pPr>
+      <w:r>
+        <w:t>Security scan status</w:t>
+      </w:r>
+    </w:p>
+    <w:p>
+      <w:pPr>
+        <w:ind w:left="360"/>
+      </w:pPr>
+      <w:r>
+        <w:t>The Checkmarx source scan for this version reports no Critical findings. All five Critical categories — Stored XSS, Reflected XSS, SOQL/SOSL Injection, Lightning API Version and Disallowed Password APIs — return “No Issues Found”. The remaining findings are the documented enforcement model described in the Appendix.</w:t>
+      </w:r>
+    </w:p>
+    <w:p>
+      <w:pPr>
+        <w:pStyle w:val="Heading2"/>
+        <w:ind w:left="360"/>
+      </w:pPr>
+      <w:r>
+        <w:t>Upgrade notes</w:t>
+      </w:r>
+    </w:p>
+    <w:p>
+      <w:pPr>
+        <w:ind w:left="360"/>
+      </w:pPr>
+      <w:r>
+        <w:t>Upgrading is an in-place package upgrade; no data migration and no configuration changes are required. All Named Credential, External Credential and permission-set configuration from Section 1 carries forward. Existing portal users keep their current passwords.</w:t>
       </w:r>
     </w:p>
     <w:p>
@@ -2026,7 +2119,7 @@
           <w:i w:val="0"/>
           <w:sz w:val="22"/>
         </w:rPr>
-        <w:t>Every Apex entry point the consoles call checks the running user's object permissions before its SOQL/DML (literal Schema.sObjectType.X.isAccessible / isCreateable / isUpdateable / isDeletable guards) and enforces field-level security with Security.stripInaccessible or WITH USER_MODE. Previously the app ran entirely in system mode and worked for any user regardless of grants, which the AppExchange scanner reported as 239 CRUD/FLS violations; after enforcement the scanner reports 17, every one of them a documented exception listed below.</w:t>
+        <w:t>Every Apex entry point the consoles call checks the running user's object permissions before its SOQL/DML (literal Schema.sObjectType.X.isAccessible / isCreateable / isUpdateable / isDeletable guards) and enforces field-level security with Security.stripInaccessible or WITH USER_MODE. Previously the app ran entirely in system mode and worked for any user regardless of grants, which the AppExchange scanner reported as 239 CRUD/FLS violations. The current scan (report 40833) reports no Critical findings; the remaining Medium and Serious findings are the documented exceptions listed below, each one a deliberate design decision rather than a missing control.</w:t>
       </w:r>
     </w:p>
     <w:p>
@@ -2358,7 +2451,7 @@
           <w:color w:val="4B5A70"/>
           <w:sz w:val="18"/>
         </w:rPr>
-        <w:t>Vendor GRACE — Post-Installation Setup Guide v1.1</w:t>
+        <w:t>Vendor GRACE — Post-Installation Setup Guide v1.1  |  Package 1.1.0.1</w:t>
       </w:r>
     </w:p>
     <w:sectPr>

--- a/docs/Vendor_GRACE_Post_Install_Guide.docx
+++ b/docs/Vendor_GRACE_Post_Install_Guide.docx
@@ -30,7 +30,7 @@
           <w:color w:val="4B5A70"/>
           <w:sz w:val="19"/>
         </w:rPr>
-        <w:t>Version 1.1  |  Package 1.1.0.1  |  Date: September 2026  |  Mirketa Inc. — Salesforce Practice  |  Confidential</w:t>
+        <w:t>Version 1.2  |  Package 1.2.0.1  |  Date: September 2026  |  Mirketa Inc. — Salesforce Practice  |  Confidential</w:t>
       </w:r>
     </w:p>
     <w:p/>
@@ -236,7 +236,7 @@
         <w:ind w:left="360"/>
       </w:pPr>
       <w:r>
-        <w:t>Package version 1.1.0.1 supersedes 1.0.0.2. This section lists what an administrator upgrading from the previous version needs to know. There are no new setup steps and no changes to any step below.</w:t>
+        <w:t>Package version 1.2.0.1 supersedes 1.1.0.1. This section lists what an administrator needs to know. Two changes affect setup directly, both in Section 1.</w:t>
       </w:r>
     </w:p>
     <w:p>
@@ -245,7 +245,7 @@
         <w:ind w:left="360"/>
       </w:pPr>
       <w:r>
-        <w:t>Sub-supplier invitations no longer send a password</w:t>
+        <w:t>The engine connection is now configurable (important)</w:t>
       </w:r>
     </w:p>
     <w:p>
@@ -253,7 +253,7 @@
         <w:ind w:left="360"/>
       </w:pPr>
       <w:r>
-        <w:t>Previously, inviting a sub-supplier created an Experience Cloud portal user, set a temporary password on that user, and included the credentials in the invitation email. That flow has been removed. AppExchange managed packages may not call direct password-management APIs (System.setPassword), so the behaviour could not ship in a released package.</w:t>
+        <w:t>Version 1.1.0.1 shipped the Local Compliance Service Named Credential with a real, pre-filled endpoint URL. Because that value resolved to a live host, Salesforce treated it as managed configuration and refused to let subscribers change it — which made Step 1.2 impossible to complete and left the package unusable. Do not install 1.1.0.1.</w:t>
       </w:r>
     </w:p>
     <w:p>
@@ -261,7 +261,7 @@
         <w:ind w:left="360"/>
       </w:pPr>
       <w:r>
-        <w:t>What still happens: the portal user is still created, so the invitee still has an identity in the org, and the invitation email still contains the tokenised “Accept &amp; Access Supplier Portal” link. That link has always been the primary access path and is unchanged.</w:t>
+        <w:t>From 1.2.0.1 the Named Credential ships with a non-resolvable placeholder (https://example.com), which subscribers can edit normally. Steps 1.2 and 1.3 now work as written. This has been verified end to end: after setting the URL and the bearer token, a live callout to a real engine returned results successfully.</w:t>
       </w:r>
     </w:p>
     <w:p>
@@ -269,7 +269,7 @@
         <w:ind w:left="360"/>
       </w:pPr>
       <w:r>
-        <w:t>What an invitee does differently: they open the portal through the link in their invitation. If they also want a username-and-password login, they use the standard Salesforce password-reset flow on the portal login page. No administrator action is required.</w:t>
+        <w:t>Two unused credentials were removed. Earlier versions shipped Azure Document Intelligence and Azure OpenAI Named Credentials. No Apex ever used them — Salesforce does not call Azure directly; the compliance engine does, using its own configuration. They have been removed from the package. There is nothing to configure in their place.</w:t>
       </w:r>
     </w:p>
     <w:p>
@@ -277,7 +277,7 @@
         <w:ind w:left="360"/>
       </w:pPr>
       <w:r>
-        <w:t>Side effect worth knowing: re-inviting a contact who already has a portal user no longer resets that person's password. Previously every re-invite silently invalidated the password they were already using.</w:t>
+        <w:t>Also in this line (from 1.1.0.1): sub-supplier invitations no longer set or email a temporary password. The portal user is still created and the invitation still carries the tokenised portal link, which has always been the primary access path. An invitee who wants a username-and-password login uses the standard Salesforce password-reset flow. Re-inviting an existing contact no longer resets the password they are already using.</w:t>
       </w:r>
     </w:p>
     <w:p>
@@ -294,7 +294,7 @@
         <w:ind w:left="360"/>
       </w:pPr>
       <w:r>
-        <w:t>The Checkmarx source scan for this version reports no Critical findings. All five Critical categories — Stored XSS, Reflected XSS, SOQL/SOSL Injection, Lightning API Version and Disallowed Password APIs — return “No Issues Found”. The remaining findings are the documented enforcement model described in the Appendix.</w:t>
+        <w:t>The Checkmarx source scan reports no Critical findings. All five Critical categories — Stored XSS, Reflected XSS, SOQL/SOSL Injection, Lightning API Version and Disallowed Password APIs — return “No Issues Found”. The remaining findings are the documented enforcement model described in the Appendix.</w:t>
       </w:r>
     </w:p>
     <w:p>
@@ -311,7 +311,7 @@
         <w:ind w:left="360"/>
       </w:pPr>
       <w:r>
-        <w:t>Upgrading is an in-place package upgrade; no data migration and no configuration changes are required. All Named Credential, External Credential and permission-set configuration from Section 1 carries forward. Existing portal users keep their current passwords.</w:t>
+        <w:t>Upgrading from 1.1.0.1 or 1.0.0.2 is an in-place package upgrade; no data migration is required. If you are upgrading from 1.0.0.2 your existing Named Credential configuration carries forward. If you attempted 1.1.0.1, re-check Steps 1.2 and 1.3 — they can now be completed. Existing portal users keep their current passwords.</w:t>
       </w:r>
     </w:p>
     <w:p>
@@ -393,7 +393,7 @@
           <w:i w:val="0"/>
           <w:sz w:val="22"/>
         </w:rPr>
-        <w:t>The package ships a Named Credential (Local_Compliance_Service) with a placeholder URL. Every org must point this at its own compliance engine deployment.</w:t>
+        <w:t>The package ships the Local_Compliance_Service Named Credential with a placeholder URL of https://example.com. Every org must point this at its own compliance engine deployment. The placeholder is deliberately non-resolvable so that this value stays editable after install.</w:t>
       </w:r>
     </w:p>
     <w:p>
@@ -465,7 +465,7 @@
           <w:i w:val="0"/>
           <w:sz w:val="22"/>
         </w:rPr>
-        <w:t>The engine authenticates inbound Salesforce callouts via a bearer token, held in an External Credential Principal — NOT packaged with a real value (see Appendix for why).</w:t>
+        <w:t>The engine authenticates inbound Salesforce callouts with a shared bearer token. This token is NOT issued by Azure or by Salesforce — it is a secret chosen by whoever operates the engine. If you host the engine yourself, pick any long random string, set it as the INBOUND_TOKEN environment variable on your engine, and enter the same value here. If Mirketa hosts the engine for you, we generate the token and provide it. The two values must match exactly or every callout returns 401.</w:t>
       </w:r>
     </w:p>
     <w:p>
@@ -2451,7 +2451,7 @@
           <w:color w:val="4B5A70"/>
           <w:sz w:val="18"/>
         </w:rPr>
-        <w:t>Vendor GRACE — Post-Installation Setup Guide v1.1  |  Package 1.1.0.1</w:t>
+        <w:t>Vendor GRACE — Post-Installation Setup Guide v1.2  |  Package 1.2.0.1</w:t>
       </w:r>
     </w:p>
     <w:sectPr>

--- a/docs/Vendor_GRACE_Post_Install_Guide.docx
+++ b/docs/Vendor_GRACE_Post_Install_Guide.docx
@@ -30,7 +30,7 @@
           <w:color w:val="4B5A70"/>
           <w:sz w:val="19"/>
         </w:rPr>
-        <w:t>Version 1.2  |  Package 1.2.0.1  |  Date: September 2026  |  Mirketa Inc. — Salesforce Practice  |  Confidential</w:t>
+        <w:t>Version 1.2  |  Package 1.2.0.3  |  Date: September 2026  |  Mirketa Inc. — Salesforce Practice  |  Confidential</w:t>
       </w:r>
     </w:p>
     <w:p/>
@@ -236,7 +236,7 @@
         <w:ind w:left="360"/>
       </w:pPr>
       <w:r>
-        <w:t>Package version 1.2.0.1 supersedes 1.1.0.1. This section lists what an administrator needs to know. Two changes affect setup directly, both in Section 1.</w:t>
+        <w:t>Package version 1.2.0.3 supersedes 1.1.0.1. This section lists what an administrator needs to know. None of it changes the setup steps below.</w:t>
       </w:r>
     </w:p>
     <w:p>
@@ -245,7 +245,7 @@
         <w:ind w:left="360"/>
       </w:pPr>
       <w:r>
-        <w:t>The engine connection is now configurable (important)</w:t>
+        <w:t>Engine endpoint and token: configure these in Setup, not by deployment</w:t>
       </w:r>
     </w:p>
     <w:p>
@@ -253,7 +253,7 @@
         <w:ind w:left="360"/>
       </w:pPr>
       <w:r>
-        <w:t>Version 1.1.0.1 shipped the Local Compliance Service Named Credential with a real, pre-filled endpoint URL. Because that value resolved to a live host, Salesforce treated it as managed configuration and refused to let subscribers change it — which made Step 1.2 impossible to complete and left the package unusable. Do not install 1.1.0.1.</w:t>
+        <w:t>Steps 1.2 and 1.3 must be performed through the Salesforce Setup UI. Packaged Named Credentials and External Credentials can be edited there normally. They cannot be changed by a Metadata API or Tooling API deployment — those return “Cannot modify managed object”. If you automate org configuration, make these two steps manual.</w:t>
       </w:r>
     </w:p>
     <w:p>
@@ -261,7 +261,7 @@
         <w:ind w:left="360"/>
       </w:pPr>
       <w:r>
-        <w:t>From 1.2.0.1 the Named Credential ships with a non-resolvable placeholder (https://example.com), which subscribers can edit normally. Steps 1.2 and 1.3 now work as written. This has been verified end to end: after setting the URL and the bearer token, a live callout to a real engine returned results successfully.</w:t>
+        <w:t>Every packaged Named Credential ships with a placeholder URL of https://example.com. Replace the one on Local_Compliance_Service with your own engine endpoint in Setup, and set the matching bearer token on the related External Credential. This has been verified end to end: with both set, a live callout to a real engine returns results successfully.</w:t>
       </w:r>
     </w:p>
     <w:p>
@@ -269,7 +269,7 @@
         <w:ind w:left="360"/>
       </w:pPr>
       <w:r>
-        <w:t>Two unused credentials were removed. Earlier versions shipped Azure Document Intelligence and Azure OpenAI Named Credentials. No Apex ever used them — Salesforce does not call Azure directly; the compliance engine does, using its own configuration. They have been removed from the package. There is nothing to configure in their place.</w:t>
+        <w:t>Two credentials you should leave alone. The package also contains Azure Document Intelligence and Azure OpenAI Named Credentials, left over from an earlier design. No Apex uses them — Salesforce does not call Azure directly; the compliance engine does, from its own configuration. From 1.2.0.3 they ship with their callout status set to Disabled and a placeholder URL. Leave them exactly as they are; configuring them has no effect. They remain in the package because Salesforce does not permit removing components that a released version already shipped, and will be withdrawn in a later release.</w:t>
       </w:r>
     </w:p>
     <w:p>
@@ -311,7 +311,7 @@
         <w:ind w:left="360"/>
       </w:pPr>
       <w:r>
-        <w:t>Upgrading from 1.1.0.1 or 1.0.0.2 is an in-place package upgrade; no data migration is required. If you are upgrading from 1.0.0.2 your existing Named Credential configuration carries forward. If you attempted 1.1.0.1, re-check Steps 1.2 and 1.3 — they can now be completed. Existing portal users keep their current passwords.</w:t>
+        <w:t>Upgrading from 1.1.0.1 or 1.0.0.2 is an in-place package upgrade; no data migration is required. Your existing Named Credential and External Credential configuration carries forward. Existing portal users keep their current passwords.</w:t>
       </w:r>
     </w:p>
     <w:p>
@@ -393,7 +393,7 @@
           <w:i w:val="0"/>
           <w:sz w:val="22"/>
         </w:rPr>
-        <w:t>The package ships the Local_Compliance_Service Named Credential with a placeholder URL of https://example.com. Every org must point this at its own compliance engine deployment. The placeholder is deliberately non-resolvable so that this value stays editable after install.</w:t>
+        <w:t>The package ships the Local_Compliance_Service Named Credential with a placeholder URL of https://example.com. This is the only credential the application uses, and every org must point it at its own compliance engine deployment. Make this change in the Setup UI — a Metadata API deployment will be rejected.</w:t>
       </w:r>
     </w:p>
     <w:p>
@@ -2451,7 +2451,7 @@
           <w:color w:val="4B5A70"/>
           <w:sz w:val="18"/>
         </w:rPr>
-        <w:t>Vendor GRACE — Post-Installation Setup Guide v1.2  |  Package 1.2.0.1</w:t>
+        <w:t>Vendor GRACE — Post-Installation Setup Guide v1.2  |  Package 1.2.0.3</w:t>
       </w:r>
     </w:p>
     <w:sectPr>

--- a/docs/Vendor_GRACE_Post_Install_Guide.docx
+++ b/docs/Vendor_GRACE_Post_Install_Guide.docx
@@ -87,7 +87,7 @@
         <w:rPr>
           <w:b/>
         </w:rPr>
-        <w:t>3. Section 1 — Admin / Installer setup   (Admin)</w:t>
+        <w:t>3. Section 1 — Admin / Installer setup   (Admin)   — includes step 1.4, which is required and easily missed</w:t>
       </w:r>
       <w:r>
         <w:rPr>
@@ -315,6 +315,51 @@
       </w:r>
     </w:p>
     <w:p>
+      <w:pPr>
+        <w:pStyle w:val="Heading2"/>
+        <w:ind w:left="360"/>
+      </w:pPr>
+      <w:r>
+        <w:rPr>
+          <w:b w:val="0"/>
+        </w:rPr>
+        <w:t>If callouts fail after setup</w:t>
+      </w:r>
+    </w:p>
+    <w:p>
+      <w:pPr>
+        <w:ind w:left="360"/>
+      </w:pPr>
+      <w:r>
+        <w:rPr>
+          <w:b w:val="0"/>
+        </w:rPr>
+        <w:t>“We couldn’t access the credential(s)…” — step 1.4 was not done, or the user is not assigned the Local_Compliance_Callout permission set. Both are required: the permission set must carry the principal grant, and the user must hold the permission set.</w:t>
+      </w:r>
+    </w:p>
+    <w:p>
+      <w:pPr>
+        <w:ind w:left="360"/>
+      </w:pPr>
+      <w:r>
+        <w:rPr>
+          <w:b w:val="0"/>
+        </w:rPr>
+        <w:t>“HTTP 401: Invalid or missing token” — the Authorization value on the External Credential must be the word Bearer, one space, then the token (Bearer abc123…), not the token on its own. The engine compares the whole header.</w:t>
+      </w:r>
+    </w:p>
+    <w:p>
+      <w:pPr>
+        <w:ind w:left="360"/>
+      </w:pPr>
+      <w:r>
+        <w:rPr>
+          <w:b w:val="0"/>
+        </w:rPr>
+        <w:t>“HTTP 500: Internal Server Error” — the callout reached the engine and the engine failed. This is an engine-side problem, not a Salesforce one; check the engine deployment and its database schema.</w:t>
+      </w:r>
+    </w:p>
+    <w:p>
       <w:r>
         <w:br w:type="page"/>
       </w:r>
@@ -337,7 +382,7 @@
           <w:i w:val="0"/>
           <w:sz w:val="22"/>
         </w:rPr>
-        <w:t>Performed once, by the Salesforce Administrator installing the package. Complete these steps in order — later steps depend on earlier ones.</w:t>
+        <w:t>Performed once, by the Salesforce Administrator installing the package. Complete these steps in order — later steps depend on earlier ones. Step 1.4 is the one most often missed: without it every engine callout fails, and the error it produces does not say which step was skipped.</w:t>
       </w:r>
     </w:p>
     <w:p>
@@ -516,17 +561,35 @@
         <w:rPr>
           <w:color w:val="03234B"/>
         </w:rPr>
-        <w:t>1.4  Grant the External Credential Principal to users</w:t>
+        <w:t>1.4  Grant the External Credential Principal   —  REQUIRED, NOTHING WORKS WITHOUT IT</w:t>
       </w:r>
     </w:p>
     <w:p>
       <w:r>
         <w:rPr>
-          <w:b w:val="0"/>
+          <w:b/>
           <w:i w:val="0"/>
           <w:sz w:val="22"/>
         </w:rPr>
-        <w:t>This step is required because Salesforce does not allow packaged Permission Sets to grant External Credential Principal access (see Appendix).</w:t>
+        <w:t>Do not skip this step. Salesforce does not permit a packaged Permission Set to grant External Credential Principal access, so the package cannot do it for you (see Appendix). Until an administrator performs it by hand, every callout to the compliance engine fails and no AI assessment, document scoping or screening will run.</w:t>
+      </w:r>
+    </w:p>
+    <w:p>
+      <w:pPr/>
+      <w:r>
+        <w:rPr>
+          <w:b w:val="0"/>
+        </w:rPr>
+        <w:t>If you skipped it, the application reports: “We couldn’t access the credential(s). You might not have the required permissions, or the external credential ‘Local_Compliance_Auth’ might not exist.” That message does not name the missing grant — this step is the fix.</w:t>
+      </w:r>
+    </w:p>
+    <w:p>
+      <w:pPr/>
+      <w:r>
+        <w:rPr>
+          <w:b w:val="0"/>
+        </w:rPr>
+        <w:t>Note: none of the five packaged permission sets carries this grant, and none will appear to be missing anything. The grant is invisible until you open the permission set and look at External Credential Principal Access.</w:t>
       </w:r>
     </w:p>
     <w:p>
